--- a/examples/tammy2/reference/TAMMY_FINANCES_PROPERTY_BILLS_V3_1.docx
+++ b/examples/tammy2/reference/TAMMY_FINANCES_PROPERTY_BILLS_V3_1.docx
@@ -5,39 +5,24 @@
     <w:p>
       <w:pPr>
         <w:pStyle w:val="Title"/>
-        <w:jc w:val="center"/>
       </w:pPr>
       <w:r>
-        <w:t>TAMMY LYNN MERCER — FINANCES, PROPERTY, BILLS, WORK, SCHOOL MONEY</w:t>
+        <w:t>Tammy Lynn Mercer — Finances, Property, Bills, Work, and School Money</w:t>
       </w:r>
     </w:p>
-    <w:p>
-      <w:pPr>
-        <w:jc w:val="center"/>
-      </w:pPr>
-      <w:r>
-        <w:rPr>
-          <w:i/>
-          <w:sz w:val="19"/>
-        </w:rPr>
-        <w:t>V3.1 private canon reference — story date October 20, 2026</w:t>
-      </w:r>
-    </w:p>
-    <w:p/>
     <w:p>
       <w:pPr>
         <w:pStyle w:val="Heading1"/>
       </w:pPr>
       <w:r>
-        <w:t>PURPOSE</w:t>
+        <w:t>TAMMY LYNN MERCER — FINANCES, PROPERTY, BILLS, WORK, AND SCHOOL MONEY</w:t>
       </w:r>
     </w:p>
     <w:p>
       <w:r>
-        <w:t>Tammy grew up in a household where money was never abstract. This file makes the numbers concrete so the diary can show what she can afford, what she postpones, what breaks a budget, and why a $14 lunch or a $300 boat part can matter. Figures are story canon unless marked as real-world reference.</w:t>
+        <w:t>Updated October 20, 2026</w:t>
       </w:r>
     </w:p>
-    <w:p/>
     <w:p>
       <w:pPr>
         <w:pStyle w:val="Heading1"/>
@@ -48,922 +33,202 @@
     </w:p>
     <w:p>
       <w:r>
-        <w:rPr>
-          <w:b/>
-        </w:rPr>
-        <w:t>Employer in story:</w:t>
-      </w:r>
-      <w:r>
-        <w:t xml:space="preserve"> Hyatt Regency Charleston</w:t>
+        <w:t>Hyatt Regency Charleston front desk, evening/night shift.</w:t>
       </w:r>
     </w:p>
     <w:p>
       <w:r>
-        <w:rPr>
-          <w:b/>
-        </w:rPr>
-        <w:t>Job:</w:t>
-      </w:r>
-      <w:r>
-        <w:t xml:space="preserve"> evening/night front desk</w:t>
+        <w:t>Base wage: $20.75/hour.</w:t>
       </w:r>
     </w:p>
     <w:p>
       <w:r>
-        <w:rPr>
-          <w:b/>
-        </w:rPr>
-        <w:t>Base wage:</w:t>
-      </w:r>
-      <w:r>
-        <w:t xml:space="preserve"> $20.75/hour</w:t>
+        <w:t>Typical evening/night differential: $1.25/hour.</w:t>
       </w:r>
     </w:p>
     <w:p>
       <w:r>
-        <w:rPr>
-          <w:b/>
-        </w:rPr>
-        <w:t>Typical differential:</w:t>
-      </w:r>
-      <w:r>
-        <w:t xml:space="preserve"> +$1.25/hour on evening/night hours</w:t>
+        <w:t>Typical paid hours: 32-36/week.</w:t>
       </w:r>
     </w:p>
     <w:p>
       <w:r>
-        <w:rPr>
-          <w:b/>
-        </w:rPr>
-        <w:t>Typical paid hours:</w:t>
-      </w:r>
-      <w:r>
-        <w:t xml:space="preserve"> 32-36/week, sometimes more during conventions, holidays, or call-outs</w:t>
+        <w:t>Projected 2026 gross wages: about $39,500 before tax, excluding rare overtime.</w:t>
       </w:r>
     </w:p>
-    <w:p>
-      <w:r>
-        <w:rPr>
-          <w:b/>
-        </w:rPr>
-        <w:t>Story 2026 projected gross wages:</w:t>
-      </w:r>
-      <w:r>
-        <w:t xml:space="preserve"> about $39,500 before tax</w:t>
-      </w:r>
-    </w:p>
-    <w:p>
-      <w:r>
-        <w:t>Tammy is hourly, not salaried. A missed shift is money she notices.</w:t>
-      </w:r>
-    </w:p>
-    <w:p>
-      <w:r>
-        <w:t>She gets normal employee discounts/occasional staff food but does not rely on tips as a regular income stream.</w:t>
-      </w:r>
-    </w:p>
-    <w:p/>
     <w:p>
       <w:pPr>
         <w:pStyle w:val="Heading1"/>
       </w:pPr>
       <w:r>
-        <w:t>EDUCATION / FINANCIAL AID</w:t>
+        <w:t>EDUCATION</w:t>
       </w:r>
     </w:p>
     <w:p>
       <w:r>
-        <w:rPr>
-          <w:b/>
-        </w:rPr>
-        <w:t>School:</w:t>
-      </w:r>
-      <w:r>
-        <w:t xml:space="preserve"> Trident Technical College</w:t>
+        <w:t>Trident Technical College, second year. GPA after first full year: 3.82.</w:t>
       </w:r>
     </w:p>
     <w:p>
       <w:r>
-        <w:rPr>
-          <w:b/>
-        </w:rPr>
-        <w:t>Status:</w:t>
-      </w:r>
-      <w:r>
-        <w:t xml:space="preserve"> independent adult student</w:t>
+        <w:t>Transfer target: University of South Carolina, psychology.</w:t>
       </w:r>
     </w:p>
     <w:p>
       <w:r>
-        <w:rPr>
-          <w:b/>
-        </w:rPr>
-        <w:t>First full year:</w:t>
-      </w:r>
-      <w:r>
-        <w:t xml:space="preserve"> 2025-2026</w:t>
+        <w:t>Tammy uses ordinary adult-student grants/aid where eligible and pays remaining tuition, books, and fees from work and savings. She avoids revolving debt where possible.</w:t>
       </w:r>
     </w:p>
-    <w:p>
-      <w:r>
-        <w:rPr>
-          <w:b/>
-        </w:rPr>
-        <w:t>GPA after first year:</w:t>
-      </w:r>
-      <w:r>
-        <w:t xml:space="preserve"> 3.82</w:t>
-      </w:r>
-    </w:p>
-    <w:p>
-      <w:r>
-        <w:rPr>
-          <w:b/>
-        </w:rPr>
-        <w:t>Fall 2026:</w:t>
-      </w:r>
-      <w:r>
-        <w:t xml:space="preserve"> second year</w:t>
-      </w:r>
-    </w:p>
-    <w:p>
-      <w:r>
-        <w:t>Tammy applies for ordinary adult-student grants/aid where eligible and pays remaining tuition/books from work and savings. She avoids treating borrowed money as free money.</w:t>
-      </w:r>
-    </w:p>
-    <w:p>
-      <w:r>
-        <w:rPr>
-          <w:b/>
-        </w:rPr>
-        <w:t>Transfer target:</w:t>
-      </w:r>
-      <w:r>
-        <w:t xml:space="preserve"> University of South Carolina, Columbia, psychology</w:t>
-      </w:r>
-    </w:p>
-    <w:p>
-      <w:r>
-        <w:rPr>
-          <w:b/>
-        </w:rPr>
-        <w:t>Reason residency matters:</w:t>
-      </w:r>
-      <w:r>
-        <w:t xml:space="preserve"> USC 2026-27 published resident undergraduate tuition is dramatically lower than non-resident tuition. Tammy's plan depends on proving independent South Carolina domicile, not merely having lived there one year.</w:t>
-      </w:r>
-    </w:p>
-    <w:p/>
     <w:p>
       <w:pPr>
         <w:pStyle w:val="Heading1"/>
       </w:pPr>
       <w:r>
-        <w:t>USC RESIDENCY STORY FACTS</w:t>
+        <w:t>BOAT</w:t>
       </w:r>
     </w:p>
     <w:p>
       <w:r>
-        <w:rPr>
-          <w:b/>
-        </w:rPr>
-        <w:t>Moved to SC:</w:t>
-      </w:r>
-      <w:r>
-        <w:t xml:space="preserve"> June 30, 2025</w:t>
+        <w:t>1980 Chris-Craft 35.</w:t>
       </w:r>
     </w:p>
     <w:p>
       <w:r>
-        <w:rPr>
-          <w:b/>
-        </w:rPr>
-        <w:t>SC driver's license and Barracuda registration:</w:t>
-      </w:r>
-      <w:r>
-        <w:t xml:space="preserve"> July 2025</w:t>
+        <w:t>Purchased October 3, 2025 from Frank Mallory for $25,000.</w:t>
       </w:r>
     </w:p>
     <w:p>
       <w:r>
-        <w:rPr>
-          <w:b/>
-        </w:rPr>
-        <w:t>SC tax filing:</w:t>
-      </w:r>
-      <w:r>
-        <w:t xml:space="preserve"> yes</w:t>
+        <w:t>Down payment: $5,000.</w:t>
       </w:r>
     </w:p>
     <w:p>
       <w:r>
-        <w:rPr>
-          <w:b/>
-        </w:rPr>
-        <w:t>Self-support:</w:t>
-      </w:r>
-      <w:r>
-        <w:t xml:space="preserve"> yes; she must show that she provided more than half her own support during the relevant twelve-month period</w:t>
+        <w:t>Owner-financed balance at purchase: $20,000.</w:t>
       </w:r>
     </w:p>
     <w:p>
       <w:r>
-        <w:rPr>
-          <w:b/>
-        </w:rPr>
-        <w:t>Expectation:</w:t>
-      </w:r>
-      <w:r>
-        <w:t xml:space="preserve"> by the term she transfers, she intends to have more than 12 continuous months of domicile and documentation. She knows approval is an application decision, not automatic.</w:t>
+        <w:t>Interest: 0%.</w:t>
       </w:r>
     </w:p>
-    <w:p/>
+    <w:p>
+      <w:r>
+        <w:t>Payment: $400/month for 50 months.</w:t>
+      </w:r>
+    </w:p>
+    <w:p>
+      <w:r>
+        <w:t>First payment: November 1, 2025.</w:t>
+      </w:r>
+    </w:p>
+    <w:p>
+      <w:r>
+        <w:t>No balloon payment. No prepayment penalty.</w:t>
+      </w:r>
+    </w:p>
+    <w:p>
+      <w:r>
+        <w:t>Payments made through October 1, 2026: 12 x $400 = $4,800.</w:t>
+      </w:r>
+    </w:p>
+    <w:p>
+      <w:r>
+        <w:t>Approximate principal remaining October 20, 2026: $15,200.</w:t>
+      </w:r>
+    </w:p>
+    <w:p>
+      <w:r>
+        <w:t>Starboard engine runs. Port engine remains a major diagnosis/rebuild project.</w:t>
+      </w:r>
+    </w:p>
     <w:p>
       <w:pPr>
         <w:pStyle w:val="Heading1"/>
       </w:pPr>
       <w:r>
-        <w:t>BOAT PURCHASE — 1980 CHRIS-CRAFT 35</w:t>
+        <w:t>SLIP / MARINA</w:t>
       </w:r>
     </w:p>
     <w:p>
       <w:r>
-        <w:rPr>
-          <w:b/>
-        </w:rPr>
-        <w:t>Purchase date:</w:t>
-      </w:r>
-      <w:r>
-        <w:t xml:space="preserve"> October 3, 2025</w:t>
+        <w:t>St. Johns Yacht Harbor, Slip D-2, 2408 Maybank Hwy, Johns Island, SC 29455.</w:t>
       </w:r>
     </w:p>
     <w:p>
       <w:r>
-        <w:rPr>
-          <w:b/>
-        </w:rPr>
-        <w:t>Seller:</w:t>
-      </w:r>
-      <w:r>
-        <w:t xml:space="preserve"> Frank Mallory</w:t>
+        <w:t>Slip seller note: about $428/month.</w:t>
       </w:r>
     </w:p>
     <w:p>
       <w:r>
-        <w:rPr>
-          <w:b/>
-        </w:rPr>
-        <w:t>Price:</w:t>
-      </w:r>
-      <w:r>
-        <w:t xml:space="preserve"> $25,000</w:t>
+        <w:t>Association/marina dues budget: $295/month.</w:t>
       </w:r>
     </w:p>
     <w:p>
       <w:r>
-        <w:rPr>
-          <w:b/>
-        </w:rPr>
-        <w:t>Cash down:</w:t>
-      </w:r>
-      <w:r>
-        <w:t xml:space="preserve"> $5,000</w:t>
+        <w:t>Electric allowance: $150/month.</w:t>
       </w:r>
     </w:p>
     <w:p>
       <w:r>
-        <w:rPr>
-          <w:b/>
-        </w:rPr>
-        <w:t>Owner-financed balance:</w:t>
-      </w:r>
-      <w:r>
-        <w:t xml:space="preserve"> $20,000</w:t>
+        <w:t>Property-tax reserve: $75/month.</w:t>
       </w:r>
     </w:p>
-    <w:p>
-      <w:r>
-        <w:rPr>
-          <w:b/>
-        </w:rPr>
-        <w:t>Interest rate:</w:t>
-      </w:r>
-      <w:r>
-        <w:t xml:space="preserve"> 0%</w:t>
-      </w:r>
-    </w:p>
-    <w:p>
-      <w:r>
-        <w:rPr>
-          <w:b/>
-        </w:rPr>
-        <w:t>Monthly payment:</w:t>
-      </w:r>
-      <w:r>
-        <w:t xml:space="preserve"> $400</w:t>
-      </w:r>
-    </w:p>
-    <w:p>
-      <w:r>
-        <w:rPr>
-          <w:b/>
-        </w:rPr>
-        <w:t>Term:</w:t>
-      </w:r>
-      <w:r>
-        <w:t xml:space="preserve"> 50 monthly payments</w:t>
-      </w:r>
-    </w:p>
-    <w:p>
-      <w:r>
-        <w:rPr>
-          <w:b/>
-        </w:rPr>
-        <w:t>First payment:</w:t>
-      </w:r>
-      <w:r>
-        <w:t xml:space="preserve"> November 1, 2025</w:t>
-      </w:r>
-    </w:p>
-    <w:p>
-      <w:r>
-        <w:t>No balloon payment</w:t>
-      </w:r>
-    </w:p>
-    <w:p>
-      <w:r>
-        <w:t>No prepayment penalty in story contract</w:t>
-      </w:r>
-    </w:p>
-    <w:p>
-      <w:r>
-        <w:rPr>
-          <w:b/>
-        </w:rPr>
-        <w:t>Paid through October 1, 2026:</w:t>
-      </w:r>
-      <w:r>
-        <w:t xml:space="preserve"> 12 payments = $4,800</w:t>
-      </w:r>
-    </w:p>
-    <w:p>
-      <w:r>
-        <w:rPr>
-          <w:b/>
-        </w:rPr>
-        <w:t>Principal remaining October 20, 2026:</w:t>
-      </w:r>
-      <w:r>
-        <w:t xml:space="preserve"> approximately $15,200</w:t>
-      </w:r>
-    </w:p>
-    <w:p>
-      <w:r>
-        <w:t>Estimated good-running value with both engines healthy and cosmetics improved: about $45,000</w:t>
-      </w:r>
-    </w:p>
-    <w:p/>
     <w:p>
       <w:pPr>
         <w:pStyle w:val="Heading1"/>
       </w:pPr>
       <w:r>
-        <w:t>WHY FRANK FINANCES IT</w:t>
+        <w:t>INSURANCE / COMMUNICATIONS</w:t>
       </w:r>
     </w:p>
     <w:p>
       <w:r>
-        <w:t>Frank Mallory is tired of carrying an aging boat, deferred maintenance, and the overhead surrounding it. Tammy has enough cash for a meaningful down payment but not a conventional marine loan she likes. Frank prefers a clean monthly note and a buyer who understands old machinery. Zero interest is his price for getting out without spending months repairing/marketing the boat.</w:t>
+        <w:t>Boat insurance: $92/month.</w:t>
       </w:r>
     </w:p>
-    <w:p/>
+    <w:p>
+      <w:r>
+        <w:t>Barracuda insurance: $86/month.</w:t>
+      </w:r>
+    </w:p>
+    <w:p>
+      <w:r>
+        <w:t>Cell phone: $58/month.</w:t>
+      </w:r>
+    </w:p>
+    <w:p>
+      <w:r>
+        <w:t>Internet/hotspot: $65/month.</w:t>
+      </w:r>
+    </w:p>
     <w:p>
       <w:pPr>
         <w:pStyle w:val="Heading1"/>
       </w:pPr>
       <w:r>
-        <w:t>BOAT CONDITION / EXPENSE CHARACTER</w:t>
+        <w:t>TYPICAL FIXED MONTHLY OUTGO</w:t>
       </w:r>
     </w:p>
     <w:p>
       <w:r>
-        <w:rPr>
-          <w:b/>
-        </w:rPr>
-        <w:t>Starboard engine:</w:t>
-      </w:r>
-      <w:r>
-        <w:t xml:space="preserve"> usable/running</w:t>
+        <w:t>Boat note $400; slip note $428; marina/association dues $295; electric $150; property-tax reserve $75; boat insurance $92; Barracuda insurance $86; phone $58; internet/hotspot $65. Approximate fixed subtotal before food, fuel, school, repairs, and medical costs: $1,649/month.</w:t>
       </w:r>
     </w:p>
-    <w:p>
-      <w:r>
-        <w:rPr>
-          <w:b/>
-        </w:rPr>
-        <w:t>Port engine:</w:t>
-      </w:r>
-      <w:r>
-        <w:t xml:space="preserve"> dead/problem engine; long-term diagnosis/rebuild decision</w:t>
-      </w:r>
-    </w:p>
-    <w:p>
-      <w:r>
-        <w:rPr>
-          <w:b/>
-        </w:rPr>
-        <w:t>Recurring old-boat categories:</w:t>
-      </w:r>
-      <w:r>
-        <w:t xml:space="preserve"> bilge pumps, hoses, clamps, batteries, shore-power connections, corrosion, grounds, cooling system, freshwater pump, head/plumbing smells, teak, canvas/seals, dock lines, zincs, filters, fluids, fire extinguishers, registration/insurance</w:t>
-      </w:r>
-    </w:p>
-    <w:p>
-      <w:r>
-        <w:t>Tammy does work herself when within her competence. She pays a marine professional when the job requires lifting equipment, machine work, major engine internals, specialized alignment, structural fiberglass expertise, or something that can sink/burn the boat if done wrong.</w:t>
-      </w:r>
-    </w:p>
-    <w:p/>
     <w:p>
       <w:pPr>
         <w:pStyle w:val="Heading1"/>
       </w:pPr>
       <w:r>
-        <w:t>SLIP / MARINA REAL ESTATE — STORY CANON</w:t>
+        <w:t>VARIABLE MONEY</w:t>
       </w:r>
     </w:p>
     <w:p>
       <w:r>
-        <w:rPr>
-          <w:b/>
-        </w:rPr>
-        <w:t>Marina:</w:t>
-      </w:r>
-      <w:r>
-        <w:t xml:space="preserve"> St. Johns Yacht Harbor</w:t>
+        <w:t>Groceries generally $250-$325/month. Fast food/takeout/coffee often $120-$220 and is the first thing reduced when a car or boat part hits. Barracuda fuel roughly $160-$240 depending on driving and gas prices. Laundry $25-$40. Personal/household $80-$120. Boat maintenance reserve goal $150/month. Car repair reserve goal $75/month. School books/supplies/fees are irregular and painful at semester starts.</w:t>
       </w:r>
     </w:p>
-    <w:p>
-      <w:r>
-        <w:rPr>
-          <w:b/>
-        </w:rPr>
-        <w:t>Address:</w:t>
-      </w:r>
-      <w:r>
-        <w:t xml:space="preserve"> 2408 Maybank Hwy, Johns Island, SC 29455</w:t>
-      </w:r>
-    </w:p>
-    <w:p>
-      <w:r>
-        <w:rPr>
-          <w:b/>
-        </w:rPr>
-        <w:t>Slip:</w:t>
-      </w:r>
-      <w:r>
-        <w:t xml:space="preserve"> D-2, a real 45 ft x 17 ft deeded slip unit; Tammy's story interest in it is fictional</w:t>
-      </w:r>
-    </w:p>
-    <w:p>
-      <w:r>
-        <w:rPr>
-          <w:b/>
-        </w:rPr>
-        <w:t>Story purchase price for slip interest:</w:t>
-      </w:r>
-      <w:r>
-        <w:t xml:space="preserve"> $62,000</w:t>
-      </w:r>
-    </w:p>
-    <w:p>
-      <w:r>
-        <w:rPr>
-          <w:b/>
-        </w:rPr>
-        <w:t>Down:</w:t>
-      </w:r>
-      <w:r>
-        <w:t xml:space="preserve"> $6,000</w:t>
-      </w:r>
-    </w:p>
-    <w:p>
-      <w:r>
-        <w:rPr>
-          <w:b/>
-        </w:rPr>
-        <w:t>Seller note:</w:t>
-      </w:r>
-      <w:r>
-        <w:t xml:space="preserve"> $56,000</w:t>
-      </w:r>
-    </w:p>
-    <w:p>
-      <w:r>
-        <w:rPr>
-          <w:b/>
-        </w:rPr>
-        <w:t>Rate:</w:t>
-      </w:r>
-      <w:r>
-        <w:t xml:space="preserve"> 4.5%</w:t>
-      </w:r>
-    </w:p>
-    <w:p>
-      <w:r>
-        <w:rPr>
-          <w:b/>
-        </w:rPr>
-        <w:t>Term:</w:t>
-      </w:r>
-      <w:r>
-        <w:t xml:space="preserve"> 15 years</w:t>
-      </w:r>
-    </w:p>
-    <w:p>
-      <w:r>
-        <w:rPr>
-          <w:b/>
-        </w:rPr>
-        <w:t>Payment:</w:t>
-      </w:r>
-      <w:r>
-        <w:t xml:space="preserve"> about $428/month</w:t>
-      </w:r>
-    </w:p>
-    <w:p>
-      <w:r>
-        <w:t>This note is separate from the $400 boat note.</w:t>
-      </w:r>
-    </w:p>
-    <w:p>
-      <w:r>
-        <w:rPr>
-          <w:b/>
-        </w:rPr>
-        <w:t>Story association/marina dues allowance:</w:t>
-      </w:r>
-      <w:r>
-        <w:t xml:space="preserve"> $295/month</w:t>
-      </w:r>
-    </w:p>
-    <w:p>
-      <w:r>
-        <w:rPr>
-          <w:b/>
-        </w:rPr>
-        <w:t>Story electric allowance:</w:t>
-      </w:r>
-      <w:r>
-        <w:t xml:space="preserve"> $150/month for 30A service budget</w:t>
-      </w:r>
-    </w:p>
-    <w:p>
-      <w:r>
-        <w:rPr>
-          <w:b/>
-        </w:rPr>
-        <w:t>Property-tax reserve:</w:t>
-      </w:r>
-      <w:r>
-        <w:t xml:space="preserve"> $75/month</w:t>
-      </w:r>
-    </w:p>
-    <w:p>
-      <w:r>
-        <w:rPr>
-          <w:b/>
-        </w:rPr>
-        <w:t>Important realism note:</w:t>
-      </w:r>
-      <w:r>
-        <w:t xml:space="preserve"> Tammy's liveaboard arrangement is fictionalized. The real marina is used as a geographic anchor, not as a claim about an actual tenant or marina policy exception.</w:t>
-      </w:r>
-    </w:p>
-    <w:p/>
-    <w:p>
-      <w:pPr>
-        <w:pStyle w:val="Heading1"/>
-      </w:pPr>
-      <w:r>
-        <w:t>INSURANCE / COMMUNICATIONS — STORY CANON</w:t>
-      </w:r>
-    </w:p>
-    <w:p>
-      <w:r>
-        <w:rPr>
-          <w:b/>
-        </w:rPr>
-        <w:t>Boat insurance:</w:t>
-      </w:r>
-      <w:r>
-        <w:t xml:space="preserve"> $92/month</w:t>
-      </w:r>
-    </w:p>
-    <w:p>
-      <w:r>
-        <w:rPr>
-          <w:b/>
-        </w:rPr>
-        <w:t>Barracuda insurance:</w:t>
-      </w:r>
-      <w:r>
-        <w:t xml:space="preserve"> $86/month</w:t>
-      </w:r>
-    </w:p>
-    <w:p>
-      <w:r>
-        <w:rPr>
-          <w:b/>
-        </w:rPr>
-        <w:t>Cell phone:</w:t>
-      </w:r>
-      <w:r>
-        <w:t xml:space="preserve"> $58/month</w:t>
-      </w:r>
-    </w:p>
-    <w:p>
-      <w:r>
-        <w:rPr>
-          <w:b/>
-        </w:rPr>
-        <w:t>Internet/hotspot:</w:t>
-      </w:r>
-      <w:r>
-        <w:t xml:space="preserve"> $65/month</w:t>
-      </w:r>
-    </w:p>
-    <w:p>
-      <w:r>
-        <w:t>Tammy uses marina Wi-Fi when reliable but keeps a hotspot because school cannot depend on dock Wi-Fi behaving.</w:t>
-      </w:r>
-    </w:p>
-    <w:p/>
-    <w:p>
-      <w:pPr>
-        <w:pStyle w:val="Heading1"/>
-      </w:pPr>
-      <w:r>
-        <w:t>TYPICAL FIXED MONTHLY OUTGO — OCTOBER 2026</w:t>
-      </w:r>
-    </w:p>
-    <w:p>
-      <w:r>
-        <w:rPr>
-          <w:b/>
-        </w:rPr>
-        <w:t>Boat note:</w:t>
-      </w:r>
-      <w:r>
-        <w:t xml:space="preserve"> $400</w:t>
-      </w:r>
-    </w:p>
-    <w:p>
-      <w:r>
-        <w:rPr>
-          <w:b/>
-        </w:rPr>
-        <w:t>Slip seller note:</w:t>
-      </w:r>
-      <w:r>
-        <w:t xml:space="preserve"> $428</w:t>
-      </w:r>
-    </w:p>
-    <w:p>
-      <w:r>
-        <w:rPr>
-          <w:b/>
-        </w:rPr>
-        <w:t>Association/marina dues:</w:t>
-      </w:r>
-      <w:r>
-        <w:t xml:space="preserve"> $295</w:t>
-      </w:r>
-    </w:p>
-    <w:p>
-      <w:r>
-        <w:rPr>
-          <w:b/>
-        </w:rPr>
-        <w:t>Electric allowance:</w:t>
-      </w:r>
-      <w:r>
-        <w:t xml:space="preserve"> $150</w:t>
-      </w:r>
-    </w:p>
-    <w:p>
-      <w:r>
-        <w:rPr>
-          <w:b/>
-        </w:rPr>
-        <w:t>Property tax reserve:</w:t>
-      </w:r>
-      <w:r>
-        <w:t xml:space="preserve"> $75</w:t>
-      </w:r>
-    </w:p>
-    <w:p>
-      <w:r>
-        <w:rPr>
-          <w:b/>
-        </w:rPr>
-        <w:t>Boat insurance:</w:t>
-      </w:r>
-      <w:r>
-        <w:t xml:space="preserve"> $92</w:t>
-      </w:r>
-    </w:p>
-    <w:p>
-      <w:r>
-        <w:rPr>
-          <w:b/>
-        </w:rPr>
-        <w:t>Barracuda insurance:</w:t>
-      </w:r>
-      <w:r>
-        <w:t xml:space="preserve"> $86</w:t>
-      </w:r>
-    </w:p>
-    <w:p>
-      <w:r>
-        <w:rPr>
-          <w:b/>
-        </w:rPr>
-        <w:t>Phone:</w:t>
-      </w:r>
-      <w:r>
-        <w:t xml:space="preserve"> $58</w:t>
-      </w:r>
-    </w:p>
-    <w:p>
-      <w:r>
-        <w:rPr>
-          <w:b/>
-        </w:rPr>
-        <w:t>Internet/hotspot:</w:t>
-      </w:r>
-      <w:r>
-        <w:t xml:space="preserve"> $65</w:t>
-      </w:r>
-    </w:p>
-    <w:p>
-      <w:r>
-        <w:t>Approximate fixed subtotal before food/fuel/school/repairs: $1,649/month</w:t>
-      </w:r>
-    </w:p>
-    <w:p/>
-    <w:p>
-      <w:pPr>
-        <w:pStyle w:val="Heading1"/>
-      </w:pPr>
-      <w:r>
-        <w:t>VARIABLE MONTHLY MONEY</w:t>
-      </w:r>
-    </w:p>
-    <w:p>
-      <w:r>
-        <w:rPr>
-          <w:b/>
-        </w:rPr>
-        <w:t>Groceries:</w:t>
-      </w:r>
-      <w:r>
-        <w:t xml:space="preserve"> roughly $250-$325 depending on work meals and school schedule</w:t>
-      </w:r>
-    </w:p>
-    <w:p>
-      <w:r>
-        <w:rPr>
-          <w:b/>
-        </w:rPr>
-        <w:t>Fast food / takeout / coffee:</w:t>
-      </w:r>
-      <w:r>
-        <w:t xml:space="preserve"> often $120-$220; gets cut first when a boat/car part hits</w:t>
-      </w:r>
-    </w:p>
-    <w:p>
-      <w:r>
-        <w:rPr>
-          <w:b/>
-        </w:rPr>
-        <w:t>Barracuda fuel:</w:t>
-      </w:r>
-      <w:r>
-        <w:t xml:space="preserve"> roughly $160-$240 depending on commuting and gas prices; the old V8 is not an economy car</w:t>
-      </w:r>
-    </w:p>
-    <w:p>
-      <w:r>
-        <w:rPr>
-          <w:b/>
-        </w:rPr>
-        <w:t>Laundry:</w:t>
-      </w:r>
-      <w:r>
-        <w:t xml:space="preserve"> $25-$40</w:t>
-      </w:r>
-    </w:p>
-    <w:p>
-      <w:r>
-        <w:rPr>
-          <w:b/>
-        </w:rPr>
-        <w:t>Personal/household:</w:t>
-      </w:r>
-      <w:r>
-        <w:t xml:space="preserve"> $80-$120</w:t>
-      </w:r>
-    </w:p>
-    <w:p>
-      <w:r>
-        <w:rPr>
-          <w:b/>
-        </w:rPr>
-        <w:t>Boat maintenance reserve goal:</w:t>
-      </w:r>
-      <w:r>
-        <w:t xml:space="preserve"> $150/month, frequently raided by actual repairs</w:t>
-      </w:r>
-    </w:p>
-    <w:p>
-      <w:r>
-        <w:rPr>
-          <w:b/>
-        </w:rPr>
-        <w:t>Car repair reserve goal:</w:t>
-      </w:r>
-      <w:r>
-        <w:t xml:space="preserve"> $75/month</w:t>
-      </w:r>
-    </w:p>
-    <w:p>
-      <w:r>
-        <w:rPr>
-          <w:b/>
-        </w:rPr>
-        <w:t>School books/supplies/fees:</w:t>
-      </w:r>
-      <w:r>
-        <w:t xml:space="preserve"> irregular and painful at semester starts</w:t>
-      </w:r>
-    </w:p>
-    <w:p>
-      <w:r>
-        <w:rPr>
-          <w:b/>
-        </w:rPr>
-        <w:t>Medical/copays/prescriptions:</w:t>
-      </w:r>
-      <w:r>
-        <w:t xml:space="preserve"> ordinary variable budget, no major Tammy medical condition established</w:t>
-      </w:r>
-    </w:p>
-    <w:p/>
-    <w:p>
-      <w:pPr>
-        <w:pStyle w:val="Heading1"/>
-      </w:pPr>
-      <w:r>
-        <w:t>WHAT MONEY FEELS LIKE TO TAMMY</w:t>
-      </w:r>
-    </w:p>
-    <w:p>
-      <w:r>
-        <w:t>Money is not status first; it is breathing room.</w:t>
-      </w:r>
-    </w:p>
-    <w:p>
-      <w:r>
-        <w:t>She notices whether there is enough gas to get to class and work without moving money between accounts.</w:t>
-      </w:r>
-    </w:p>
-    <w:p>
-      <w:r>
-        <w:t>She understands the difference between having $800 in checking and having $800 available.</w:t>
-      </w:r>
-    </w:p>
-    <w:p>
-      <w:r>
-        <w:t>She dislikes revolving credit-card balances and tries to pay cards in full.</w:t>
-      </w:r>
-    </w:p>
-    <w:p>
-      <w:r>
-        <w:t>She will spend on books, tools, car/boat parts, a decent meal after a brutal week, or something meaningful for family, then sometimes feel guilty afterward.</w:t>
-      </w:r>
-    </w:p>
-    <w:p>
-      <w:r>
-        <w:t>She can be overly proud about asking family for help.</w:t>
-      </w:r>
-    </w:p>
-    <w:p>
-      <w:r>
-        <w:t>The biggest adult luxury she wants is not jewelry or a new car. It is enough margin that one broken pump, dental bill, or textbook does not rewrite the whole month.</w:t>
-      </w:r>
-    </w:p>
-    <w:p/>
     <w:p>
       <w:pPr>
         <w:pStyle w:val="Heading1"/>
@@ -974,198 +239,26 @@
     </w:p>
     <w:p>
       <w:r>
-        <w:rPr>
-          <w:b/>
-        </w:rPr>
-        <w:t>Opened:</w:t>
-      </w:r>
-      <w:r>
-        <w:t xml:space="preserve"> January 2022</w:t>
+        <w:t>Opened January 2022 as a private relocation/education fund. Built through small deposits, better work weeks, tax refunds, and deliberate spending cuts. It funded part of the move, initial Charleston expenses, and down payments.</w:t>
       </w:r>
     </w:p>
-    <w:p>
-      <w:r>
-        <w:rPr>
-          <w:b/>
-        </w:rPr>
-        <w:t>Purpose:</w:t>
-      </w:r>
-      <w:r>
-        <w:t xml:space="preserve"> private relocation/education fund</w:t>
-      </w:r>
-    </w:p>
-    <w:p>
-      <w:r>
-        <w:t>Tammy adds small amounts whenever possible, larger amounts after good tip/holiday/overtime months at the diner, and tax refunds when she can.</w:t>
-      </w:r>
-    </w:p>
-    <w:p>
-      <w:r>
-        <w:t>The EXIT account funds part of her move, deposits/down payments, and initial Charleston transition.</w:t>
-      </w:r>
-    </w:p>
-    <w:p>
-      <w:r>
-        <w:t>It represents a decision before she has courage to execute it.</w:t>
-      </w:r>
-    </w:p>
-    <w:p/>
     <w:p>
       <w:pPr>
         <w:pStyle w:val="Heading1"/>
       </w:pPr>
       <w:r>
-        <w:t>BARRACUDA OWNERSHIP</w:t>
+        <w:t>MONEY ATTITUDE</w:t>
       </w:r>
     </w:p>
     <w:p>
       <w:r>
-        <w:t>1970 Plymouth Barracuda, 318 V8, automatic</w:t>
-      </w:r>
-    </w:p>
-    <w:p>
-      <w:r>
-        <w:t>Ray transfers title to Tammy spring 2024 during his last good year.</w:t>
-      </w:r>
-    </w:p>
-    <w:p>
-      <w:r>
-        <w:t>It is paid off; no car loan.</w:t>
-      </w:r>
-    </w:p>
-    <w:p>
-      <w:r>
-        <w:t>Costs are fuel, insurance, maintenance, registration, tires, and old-car surprises.</w:t>
-      </w:r>
-    </w:p>
-    <w:p>
-      <w:r>
-        <w:t>Tammy refuses to sell it just to buy something newer unless keeping it becomes genuinely impossible. This is partly emotional and she knows it.</w:t>
-      </w:r>
-    </w:p>
-    <w:p/>
-    <w:p>
-      <w:pPr>
-        <w:pStyle w:val="Heading1"/>
-      </w:pPr>
-      <w:r>
-        <w:t>FOOD / QUICK-MEAL MONEY</w:t>
-      </w:r>
-    </w:p>
-    <w:p>
-      <w:r>
-        <w:rPr>
-          <w:b/>
-        </w:rPr>
-        <w:t>First preference when she has a little money/time:</w:t>
-      </w:r>
-      <w:r>
-        <w:t xml:space="preserve"> Mexican or Chinese.</w:t>
-      </w:r>
-    </w:p>
-    <w:p>
-      <w:r>
-        <w:rPr>
-          <w:b/>
-        </w:rPr>
-        <w:t>Reliable chains:</w:t>
-      </w:r>
-      <w:r>
-        <w:t xml:space="preserve"> Chipotle, Chick-fil-A, Panera, Burger King.</w:t>
-      </w:r>
-    </w:p>
-    <w:p>
-      <w:r>
-        <w:rPr>
-          <w:b/>
-        </w:rPr>
-        <w:t>Chipotle:</w:t>
-      </w:r>
-      <w:r>
-        <w:t xml:space="preserve"> practical between class/work; filling enough for one meal to do real work.</w:t>
-      </w:r>
-    </w:p>
-    <w:p>
-      <w:r>
-        <w:rPr>
-          <w:b/>
-        </w:rPr>
-        <w:t>Panera:</w:t>
-      </w:r>
-      <w:r>
-        <w:t xml:space="preserve"> soup/bread/coffee and a table where she can study.</w:t>
-      </w:r>
-    </w:p>
-    <w:p>
-      <w:r>
-        <w:rPr>
-          <w:b/>
-        </w:rPr>
-        <w:t>Chick-fil-A:</w:t>
-      </w:r>
-      <w:r>
-        <w:t xml:space="preserve"> predictable fast meal.</w:t>
-      </w:r>
-    </w:p>
-    <w:p>
-      <w:r>
-        <w:rPr>
-          <w:b/>
-        </w:rPr>
-        <w:t>Burger King:</w:t>
-      </w:r>
-      <w:r>
-        <w:t xml:space="preserve"> road-trip/late-shift nostalgia, especially fries/Whopper-type meal.</w:t>
-      </w:r>
-    </w:p>
-    <w:p>
-      <w:r>
-        <w:t>Chinese takeout is comfort food and often becomes two meals if she is being careful.</w:t>
-      </w:r>
-    </w:p>
-    <w:p>
-      <w:r>
-        <w:t>She is not a foodie. She cares whether it tastes good, fills her up, and fits the day.</w:t>
-      </w:r>
-    </w:p>
-    <w:p/>
-    <w:p>
-      <w:pPr>
-        <w:pStyle w:val="Heading1"/>
-      </w:pPr>
-      <w:r>
-        <w:t>MONEY AND CLASS CONCLUSIONS</w:t>
-      </w:r>
-    </w:p>
-    <w:p>
-      <w:r>
-        <w:t>Tammy does not romanticize being poor. Ingenuity is useful; scarcity is exhausting.</w:t>
-      </w:r>
-    </w:p>
-    <w:p>
-      <w:r>
-        <w:t>She resents advice that assumes everybody has spare cash, a parent who can cosign, or the ability to quit a job for an unpaid internship.</w:t>
-      </w:r>
-    </w:p>
-    <w:p>
-      <w:r>
-        <w:t>She believes poor people are often judged for paying for small pleasures by people who never have to justify their own comforts.</w:t>
-      </w:r>
-    </w:p>
-    <w:p>
-      <w:r>
-        <w:t>She also knows impulse spending can become self-sabotage and does not pretend every purchase is resistance against capitalism.</w:t>
-      </w:r>
-    </w:p>
-    <w:p>
-      <w:r>
-        <w:t>She is proud of being able to make things last, but she does not want her whole identity to be survival.</w:t>
+        <w:t>Money means breathing room more than status. Tammy knows the difference between money visible in checking and money actually available after obligations. She dislikes carrying credit-card balances. She will spend on books, tools, car/boat parts, a good meal after a brutal week, or something meaningful for family and sometimes feel guilty afterward. Her ideal luxury is enough margin that one broken pump, dental bill, or textbook does not rewrite the month.</w:t>
       </w:r>
     </w:p>
     <w:sectPr>
       <w:footerReference w:type="default" r:id="rId9"/>
       <w:pgSz w:w="12240" w:h="15840"/>
-      <w:pgMar w:top="936" w:right="1008" w:bottom="936" w:left="1008" w:header="720" w:footer="720" w:gutter="0"/>
+      <w:pgMar w:top="936" w:right="1080" w:bottom="936" w:left="1080" w:header="720" w:footer="720" w:gutter="0"/>
       <w:cols w:space="720"/>
       <w:docGrid w:linePitch="360"/>
     </w:sectPr>
@@ -1178,14 +271,12 @@
   <w:p>
     <w:pPr>
       <w:pStyle w:val="Footer"/>
-      <w:jc w:val="center"/>
+      <w:jc w:val="right"/>
     </w:pPr>
     <w:r>
-      <w:rPr>
-        <w:sz w:val="16"/>
-      </w:rPr>
-      <w:t>Tammy Lynn Mercer — V3.1 private fictional character reference</w:t>
+      <w:t xml:space="preserve">Page </w:t>
     </w:r>
+    <w:fldSimple w:instr="PAGE"/>
   </w:p>
 </w:ftr>
 </file>
@@ -1554,11 +645,11 @@
     <w:qFormat/>
     <w:rsid w:val="00FC693F"/>
     <w:pPr>
-      <w:spacing w:after="100"/>
+      <w:spacing w:after="80" w:line="245" w:lineRule="auto"/>
     </w:pPr>
     <w:rPr>
-      <w:rFonts w:ascii="Aptos" w:hAnsi="Aptos"/>
-      <w:sz w:val="21"/>
+      <w:rFonts w:ascii="Arial" w:hAnsi="Arial"/>
+      <w:sz w:val="20"/>
     </w:rPr>
   </w:style>
   <w:style w:type="paragraph" w:styleId="Header">
@@ -1616,11 +707,11 @@
     <w:pPr>
       <w:keepNext/>
       <w:keepLines/>
-      <w:spacing w:before="200" w:after="80"/>
+      <w:spacing w:before="480" w:after="0"/>
       <w:outlineLvl w:val="0"/>
     </w:pPr>
     <w:rPr>
-      <w:rFonts w:asciiTheme="majorHAnsi" w:eastAsiaTheme="majorEastAsia" w:hAnsiTheme="majorHAnsi" w:cstheme="majorBidi" w:ascii="Aptos Display" w:hAnsi="Aptos Display"/>
+      <w:rFonts w:asciiTheme="majorHAnsi" w:eastAsiaTheme="majorEastAsia" w:hAnsiTheme="majorHAnsi" w:cstheme="majorBidi" w:ascii="Arial" w:hAnsi="Arial"/>
       <w:b/>
       <w:bCs/>
       <w:color w:val="365F91" w:themeColor="accent1" w:themeShade="BF"/>
@@ -1640,15 +731,15 @@
     <w:pPr>
       <w:keepNext/>
       <w:keepLines/>
-      <w:spacing w:before="160" w:after="60"/>
+      <w:spacing w:before="200" w:after="0"/>
       <w:outlineLvl w:val="1"/>
     </w:pPr>
     <w:rPr>
-      <w:rFonts w:asciiTheme="majorHAnsi" w:eastAsiaTheme="majorEastAsia" w:hAnsiTheme="majorHAnsi" w:cstheme="majorBidi" w:ascii="Aptos Display" w:hAnsi="Aptos Display"/>
+      <w:rFonts w:asciiTheme="majorHAnsi" w:eastAsiaTheme="majorEastAsia" w:hAnsiTheme="majorHAnsi" w:cstheme="majorBidi" w:ascii="Arial" w:hAnsi="Arial"/>
       <w:b/>
       <w:bCs/>
       <w:color w:val="4F81BD" w:themeColor="accent1"/>
-      <w:sz w:val="24"/>
+      <w:sz w:val="22"/>
       <w:szCs w:val="26"/>
     </w:rPr>
   </w:style>
@@ -1909,7 +1000,7 @@
       <w:contextualSpacing/>
     </w:pPr>
     <w:rPr>
-      <w:rFonts w:asciiTheme="majorHAnsi" w:eastAsiaTheme="majorEastAsia" w:hAnsiTheme="majorHAnsi" w:cstheme="majorBidi" w:ascii="Aptos Display" w:hAnsi="Aptos Display"/>
+      <w:rFonts w:asciiTheme="majorHAnsi" w:eastAsiaTheme="majorEastAsia" w:hAnsiTheme="majorHAnsi" w:cstheme="majorBidi" w:ascii="Arial" w:hAnsi="Arial"/>
       <w:b/>
       <w:color w:val="17365D" w:themeColor="text2" w:themeShade="BF"/>
       <w:spacing w:val="5"/>
